--- a/templates/htxntrg_giay_de_nghi.docx
+++ b/templates/htxntrg_giay_de_nghi.docx
@@ -540,7 +540,7 @@
                 <w:sz w:val="26"/>
                 <w:szCs w:val="26"/>
               </w:rPr>
-              <w:t>, Ng</w:t>
+              <w:t xml:space="preserve">, </w:t>
             </w:r>
             <w:proofErr w:type="spellStart"/>
             <w:r>
@@ -550,7 +550,7 @@
                 <w:sz w:val="26"/>
                 <w:szCs w:val="26"/>
               </w:rPr>
-              <w:t>ày</w:t>
+              <w:t>Ngày</w:t>
             </w:r>
             <w:proofErr w:type="spellEnd"/>
             <w:r>
@@ -2771,9 +2771,6 @@
                 <w:lang w:val="en-US"/>
               </w:rPr>
               <w:t>{{</w:t>
-            </w:r>
-            <w:r>
-              <w:t xml:space="preserve"> </w:t>
             </w:r>
             <w:proofErr w:type="spellStart"/>
             <w:r>

--- a/templates/htxntrg_giay_de_nghi.docx
+++ b/templates/htxntrg_giay_de_nghi.docx
@@ -18,8 +18,8 @@
         <w:tblLook w:val="04A0" w:firstRow="1" w:lastRow="0" w:firstColumn="1" w:lastColumn="0" w:noHBand="0" w:noVBand="1"/>
       </w:tblPr>
       <w:tblGrid>
-        <w:gridCol w:w="5837"/>
-        <w:gridCol w:w="3945"/>
+        <w:gridCol w:w="5259"/>
+        <w:gridCol w:w="4523"/>
       </w:tblGrid>
       <w:tr>
         <w:trPr>
@@ -159,7 +159,7 @@
                 <w:sz w:val="26"/>
                 <w:szCs w:val="26"/>
               </w:rPr>
-              <w:t>}}/CPH/</w:t>
+              <w:t>}}/</w:t>
             </w:r>
             <w:r>
               <w:rPr>

--- a/templates/htxntrg_giay_de_nghi.docx
+++ b/templates/htxntrg_giay_de_nghi.docx
@@ -1,6 +1,6 @@
 
 <file path=word/document.xml><?xml version="1.0" encoding="utf-8"?>
-<w:document xmlns:wpc="http://schemas.microsoft.com/office/word/2010/wordprocessingCanvas" xmlns:cx="http://schemas.microsoft.com/office/drawing/2014/chartex" xmlns:cx1="http://schemas.microsoft.com/office/drawing/2015/9/8/chartex" xmlns:cx2="http://schemas.microsoft.com/office/drawing/2015/10/21/chartex" xmlns:cx3="http://schemas.microsoft.com/office/drawing/2016/5/9/chartex" xmlns:cx4="http://schemas.microsoft.com/office/drawing/2016/5/10/chartex" xmlns:cx5="http://schemas.microsoft.com/office/drawing/2016/5/11/chartex" xmlns:cx6="http://schemas.microsoft.com/office/drawing/2016/5/12/chartex" xmlns:cx7="http://schemas.microsoft.com/office/drawing/2016/5/13/chartex" xmlns:cx8="http://schemas.microsoft.com/office/drawing/2016/5/14/chartex" xmlns:mc="http://schemas.openxmlformats.org/markup-compatibility/2006" xmlns:aink="http://schemas.microsoft.com/office/drawing/2016/ink" xmlns:am3d="http://schemas.microsoft.com/office/drawing/2017/model3d" xmlns:o="urn:schemas-microsoft-com:office:office" xmlns:oel="http://schemas.microsoft.com/office/2019/extlst" xmlns:r="http://schemas.openxmlformats.org/officeDocument/2006/relationships" xmlns:m="http://schemas.openxmlformats.org/officeDocument/2006/math" xmlns:v="urn:schemas-microsoft-com:vml" xmlns:wp14="http://schemas.microsoft.com/office/word/2010/wordprocessingDrawing" xmlns:wp="http://schemas.openxmlformats.org/drawingml/2006/wordprocessingDrawing" xmlns:w10="urn:schemas-microsoft-com:office:word" xmlns:w="http://schemas.openxmlformats.org/wordprocessingml/2006/main" xmlns:w14="http://schemas.microsoft.com/office/word/2010/wordml" xmlns:w15="http://schemas.microsoft.com/office/word/2012/wordml" xmlns:w16cex="http://schemas.microsoft.com/office/word/2018/wordml/cex" xmlns:w16cid="http://schemas.microsoft.com/office/word/2016/wordml/cid" xmlns:w16="http://schemas.microsoft.com/office/word/2018/wordml" xmlns:w16sdtdh="http://schemas.microsoft.com/office/word/2020/wordml/sdtdatahash" xmlns:w16se="http://schemas.microsoft.com/office/word/2015/wordml/symex" xmlns:wpg="http://schemas.microsoft.com/office/word/2010/wordprocessingGroup" xmlns:wpi="http://schemas.microsoft.com/office/word/2010/wordprocessingInk" xmlns:wne="http://schemas.microsoft.com/office/word/2006/wordml" xmlns:wps="http://schemas.microsoft.com/office/word/2010/wordprocessingShape" mc:Ignorable="w14 w15 w16se w16cid w16 w16cex w16sdtdh wp14">
+<w:document xmlns:wpc="http://schemas.microsoft.com/office/word/2010/wordprocessingCanvas" xmlns:cx="http://schemas.microsoft.com/office/drawing/2014/chartex" xmlns:cx1="http://schemas.microsoft.com/office/drawing/2015/9/8/chartex" xmlns:cx2="http://schemas.microsoft.com/office/drawing/2015/10/21/chartex" xmlns:cx3="http://schemas.microsoft.com/office/drawing/2016/5/9/chartex" xmlns:cx4="http://schemas.microsoft.com/office/drawing/2016/5/10/chartex" xmlns:cx5="http://schemas.microsoft.com/office/drawing/2016/5/11/chartex" xmlns:cx6="http://schemas.microsoft.com/office/drawing/2016/5/12/chartex" xmlns:cx7="http://schemas.microsoft.com/office/drawing/2016/5/13/chartex" xmlns:cx8="http://schemas.microsoft.com/office/drawing/2016/5/14/chartex" xmlns:mc="http://schemas.openxmlformats.org/markup-compatibility/2006" xmlns:aink="http://schemas.microsoft.com/office/drawing/2016/ink" xmlns:am3d="http://schemas.microsoft.com/office/drawing/2017/model3d" xmlns:o="urn:schemas-microsoft-com:office:office" xmlns:oel="http://schemas.microsoft.com/office/2019/extlst" xmlns:r="http://schemas.openxmlformats.org/officeDocument/2006/relationships" xmlns:m="http://schemas.openxmlformats.org/officeDocument/2006/math" xmlns:v="urn:schemas-microsoft-com:vml" xmlns:wp14="http://schemas.microsoft.com/office/word/2010/wordprocessingDrawing" xmlns:wp="http://schemas.openxmlformats.org/drawingml/2006/wordprocessingDrawing" xmlns:w10="urn:schemas-microsoft-com:office:word" xmlns:w="http://schemas.openxmlformats.org/wordprocessingml/2006/main" xmlns:w14="http://schemas.microsoft.com/office/word/2010/wordml" xmlns:w15="http://schemas.microsoft.com/office/word/2012/wordml" xmlns:w16cex="http://schemas.microsoft.com/office/word/2018/wordml/cex" xmlns:w16cid="http://schemas.microsoft.com/office/word/2016/wordml/cid" xmlns:w16="http://schemas.microsoft.com/office/word/2018/wordml" xmlns:w16du="http://schemas.microsoft.com/office/word/2023/wordml/word16du" xmlns:w16sdtdh="http://schemas.microsoft.com/office/word/2020/wordml/sdtdatahash" xmlns:w16sdtfl="http://schemas.microsoft.com/office/word/2024/wordml/sdtformatlock" xmlns:w16se="http://schemas.microsoft.com/office/word/2015/wordml/symex" xmlns:wpg="http://schemas.microsoft.com/office/word/2010/wordprocessingGroup" xmlns:wpi="http://schemas.microsoft.com/office/word/2010/wordprocessingInk" xmlns:wne="http://schemas.microsoft.com/office/word/2006/wordml" xmlns:wps="http://schemas.microsoft.com/office/word/2010/wordprocessingShape" mc:Ignorable="w14 w15 w16se w16cid w16 w16cex w16sdtdh w16sdtfl w16du wp14">
   <w:body>
     <w:tbl>
       <w:tblPr>
@@ -51,31 +51,7 @@
                 <w:sz w:val="26"/>
                 <w:szCs w:val="26"/>
               </w:rPr>
-              <w:t>{{</w:t>
-            </w:r>
-            <w:proofErr w:type="spellStart"/>
-            <w:r>
-              <w:rPr>
-                <w:rFonts w:ascii="Times New Roman" w:hAnsi="Times New Roman" w:cs="Times New Roman"/>
-                <w:b/>
-                <w:spacing w:val="-2"/>
-                <w:w w:val="105"/>
-                <w:sz w:val="26"/>
-                <w:szCs w:val="26"/>
-              </w:rPr>
-              <w:t>tenDonViHTX</w:t>
-            </w:r>
-            <w:proofErr w:type="spellEnd"/>
-            <w:r>
-              <w:rPr>
-                <w:rFonts w:ascii="Times New Roman" w:hAnsi="Times New Roman" w:cs="Times New Roman"/>
-                <w:b/>
-                <w:spacing w:val="-2"/>
-                <w:w w:val="105"/>
-                <w:sz w:val="26"/>
-                <w:szCs w:val="26"/>
-              </w:rPr>
-              <w:t>}}</w:t>
+              <w:t>{{tenDonViHTX}}</w:t>
             </w:r>
           </w:p>
           <w:p>
@@ -125,41 +101,13 @@
                 <w:szCs w:val="26"/>
               </w:rPr>
             </w:pPr>
-            <w:proofErr w:type="spellStart"/>
-            <w:r>
-              <w:rPr>
-                <w:rFonts w:ascii="Times New Roman" w:hAnsi="Times New Roman" w:cs="Times New Roman"/>
-                <w:sz w:val="26"/>
-                <w:szCs w:val="26"/>
-              </w:rPr>
-              <w:t>Số</w:t>
-            </w:r>
-            <w:proofErr w:type="spellEnd"/>
-            <w:r>
-              <w:rPr>
-                <w:rFonts w:ascii="Times New Roman" w:hAnsi="Times New Roman" w:cs="Times New Roman"/>
-                <w:sz w:val="26"/>
-                <w:szCs w:val="26"/>
-              </w:rPr>
-              <w:t>:  {{</w:t>
-            </w:r>
-            <w:proofErr w:type="spellStart"/>
-            <w:r>
-              <w:rPr>
-                <w:rFonts w:ascii="Times New Roman" w:hAnsi="Times New Roman" w:cs="Times New Roman"/>
-                <w:sz w:val="26"/>
-                <w:szCs w:val="26"/>
-              </w:rPr>
-              <w:t>maSoHopDong</w:t>
-            </w:r>
-            <w:proofErr w:type="spellEnd"/>
-            <w:r>
-              <w:rPr>
-                <w:rFonts w:ascii="Times New Roman" w:hAnsi="Times New Roman" w:cs="Times New Roman"/>
-                <w:sz w:val="26"/>
-                <w:szCs w:val="26"/>
-              </w:rPr>
-              <w:t>}}/</w:t>
+            <w:r>
+              <w:rPr>
+                <w:rFonts w:ascii="Times New Roman" w:hAnsi="Times New Roman" w:cs="Times New Roman"/>
+                <w:sz w:val="26"/>
+                <w:szCs w:val="26"/>
+              </w:rPr>
+              <w:t>Số:  {{maSoHopDong}}/</w:t>
             </w:r>
             <w:r>
               <w:rPr>
@@ -169,7 +117,6 @@
               </w:rPr>
               <w:t>{{</w:t>
             </w:r>
-            <w:proofErr w:type="spellStart"/>
             <w:r>
               <w:rPr>
                 <w:rFonts w:ascii="Times New Roman" w:hAnsi="Times New Roman" w:cs="Times New Roman"/>
@@ -178,7 +125,6 @@
               </w:rPr>
               <w:t>tenVietTatDonViHTX</w:t>
             </w:r>
-            <w:proofErr w:type="spellEnd"/>
             <w:r>
               <w:rPr>
                 <w:rFonts w:ascii="Times New Roman" w:hAnsi="Times New Roman" w:cs="Times New Roman"/>
@@ -359,7 +305,6 @@
                 <w:szCs w:val="26"/>
               </w:rPr>
             </w:pPr>
-            <w:proofErr w:type="spellStart"/>
             <w:r>
               <w:rPr>
                 <w:rFonts w:ascii="Times New Roman" w:hAnsi="Times New Roman" w:cs="Times New Roman"/>
@@ -369,7 +314,6 @@
               </w:rPr>
               <w:t>Độc</w:t>
             </w:r>
-            <w:proofErr w:type="spellEnd"/>
             <w:r>
               <w:rPr>
                 <w:rFonts w:ascii="Times New Roman" w:hAnsi="Times New Roman" w:cs="Times New Roman"/>
@@ -380,7 +324,6 @@
               </w:rPr>
               <w:t xml:space="preserve"> </w:t>
             </w:r>
-            <w:proofErr w:type="spellStart"/>
             <w:r>
               <w:rPr>
                 <w:rFonts w:ascii="Times New Roman" w:hAnsi="Times New Roman" w:cs="Times New Roman"/>
@@ -390,7 +333,6 @@
               </w:rPr>
               <w:t>lập</w:t>
             </w:r>
-            <w:proofErr w:type="spellEnd"/>
             <w:r>
               <w:rPr>
                 <w:rFonts w:ascii="Times New Roman" w:hAnsi="Times New Roman" w:cs="Times New Roman"/>
@@ -420,7 +362,6 @@
               </w:rPr>
               <w:t xml:space="preserve"> </w:t>
             </w:r>
-            <w:proofErr w:type="spellStart"/>
             <w:r>
               <w:rPr>
                 <w:rFonts w:ascii="Times New Roman" w:hAnsi="Times New Roman" w:cs="Times New Roman"/>
@@ -430,7 +371,6 @@
               </w:rPr>
               <w:t>Tự</w:t>
             </w:r>
-            <w:proofErr w:type="spellEnd"/>
             <w:r>
               <w:rPr>
                 <w:rFonts w:ascii="Times New Roman" w:hAnsi="Times New Roman" w:cs="Times New Roman"/>
@@ -479,7 +419,6 @@
               </w:rPr>
               <w:t xml:space="preserve"> </w:t>
             </w:r>
-            <w:proofErr w:type="spellStart"/>
             <w:r>
               <w:rPr>
                 <w:rFonts w:ascii="Times New Roman" w:hAnsi="Times New Roman" w:cs="Times New Roman"/>
@@ -490,7 +429,6 @@
               </w:rPr>
               <w:t>phúc</w:t>
             </w:r>
-            <w:proofErr w:type="spellEnd"/>
           </w:p>
           <w:p>
             <w:pPr>
@@ -531,7 +469,7 @@
                 <w:sz w:val="26"/>
                 <w:szCs w:val="26"/>
               </w:rPr>
-              <w:t>An Giang</w:t>
+              <w:t>{{tinhThanh}}</w:t>
             </w:r>
             <w:r>
               <w:rPr>
@@ -540,9 +478,8 @@
                 <w:sz w:val="26"/>
                 <w:szCs w:val="26"/>
               </w:rPr>
-              <w:t xml:space="preserve">, </w:t>
-            </w:r>
-            <w:proofErr w:type="spellStart"/>
+              <w:t>, Ngày {{</w:t>
+            </w:r>
             <w:r>
               <w:rPr>
                 <w:rFonts w:ascii="Times New Roman" w:hAnsi="Times New Roman" w:cs="Times New Roman"/>
@@ -550,9 +487,8 @@
                 <w:sz w:val="26"/>
                 <w:szCs w:val="26"/>
               </w:rPr>
-              <w:t>Ngày</w:t>
-            </w:r>
-            <w:proofErr w:type="spellEnd"/>
+              <w:t>ngayKyHopDong_dd</w:t>
+            </w:r>
             <w:r>
               <w:rPr>
                 <w:rFonts w:ascii="Times New Roman" w:hAnsi="Times New Roman" w:cs="Times New Roman"/>
@@ -560,9 +496,8 @@
                 <w:sz w:val="26"/>
                 <w:szCs w:val="26"/>
               </w:rPr>
-              <w:t xml:space="preserve"> {{</w:t>
-            </w:r>
-            <w:proofErr w:type="spellStart"/>
+              <w:t xml:space="preserve">}} tháng </w:t>
+            </w:r>
             <w:r>
               <w:rPr>
                 <w:rFonts w:ascii="Times New Roman" w:hAnsi="Times New Roman" w:cs="Times New Roman"/>
@@ -570,9 +505,8 @@
                 <w:sz w:val="26"/>
                 <w:szCs w:val="26"/>
               </w:rPr>
-              <w:t>ngayKyHopDong_dd</w:t>
-            </w:r>
-            <w:proofErr w:type="spellEnd"/>
+              <w:t>{{</w:t>
+            </w:r>
             <w:r>
               <w:rPr>
                 <w:rFonts w:ascii="Times New Roman" w:hAnsi="Times New Roman" w:cs="Times New Roman"/>
@@ -580,9 +514,8 @@
                 <w:sz w:val="26"/>
                 <w:szCs w:val="26"/>
               </w:rPr>
-              <w:t xml:space="preserve">}} </w:t>
-            </w:r>
-            <w:proofErr w:type="spellStart"/>
+              <w:t>ngayKyHopDong</w:t>
+            </w:r>
             <w:r>
               <w:rPr>
                 <w:rFonts w:ascii="Times New Roman" w:hAnsi="Times New Roman" w:cs="Times New Roman"/>
@@ -590,9 +523,8 @@
                 <w:sz w:val="26"/>
                 <w:szCs w:val="26"/>
               </w:rPr>
-              <w:t>tháng</w:t>
-            </w:r>
-            <w:proofErr w:type="spellEnd"/>
+              <w:t>_MM}</w:t>
+            </w:r>
             <w:r>
               <w:rPr>
                 <w:rFonts w:ascii="Times New Roman" w:hAnsi="Times New Roman" w:cs="Times New Roman"/>
@@ -600,7 +532,7 @@
                 <w:sz w:val="26"/>
                 <w:szCs w:val="26"/>
               </w:rPr>
-              <w:t xml:space="preserve"> </w:t>
+              <w:t>}</w:t>
             </w:r>
             <w:r>
               <w:rPr>
@@ -609,9 +541,8 @@
                 <w:sz w:val="26"/>
                 <w:szCs w:val="26"/>
               </w:rPr>
-              <w:t>{{</w:t>
-            </w:r>
-            <w:proofErr w:type="spellStart"/>
+              <w:t xml:space="preserve"> năm {{</w:t>
+            </w:r>
             <w:r>
               <w:rPr>
                 <w:rFonts w:ascii="Times New Roman" w:hAnsi="Times New Roman" w:cs="Times New Roman"/>
@@ -628,9 +559,8 @@
                 <w:sz w:val="26"/>
                 <w:szCs w:val="26"/>
               </w:rPr>
-              <w:t>_MM</w:t>
-            </w:r>
-            <w:proofErr w:type="spellEnd"/>
+              <w:t>_</w:t>
+            </w:r>
             <w:r>
               <w:rPr>
                 <w:rFonts w:ascii="Times New Roman" w:hAnsi="Times New Roman" w:cs="Times New Roman"/>
@@ -638,83 +568,7 @@
                 <w:sz w:val="26"/>
                 <w:szCs w:val="26"/>
               </w:rPr>
-              <w:t>}</w:t>
-            </w:r>
-            <w:r>
-              <w:rPr>
-                <w:rFonts w:ascii="Times New Roman" w:hAnsi="Times New Roman" w:cs="Times New Roman"/>
-                <w:i/>
-                <w:sz w:val="26"/>
-                <w:szCs w:val="26"/>
-              </w:rPr>
-              <w:t>}</w:t>
-            </w:r>
-            <w:r>
-              <w:rPr>
-                <w:rFonts w:ascii="Times New Roman" w:hAnsi="Times New Roman" w:cs="Times New Roman"/>
-                <w:i/>
-                <w:sz w:val="26"/>
-                <w:szCs w:val="26"/>
-              </w:rPr>
-              <w:t xml:space="preserve"> </w:t>
-            </w:r>
-            <w:proofErr w:type="spellStart"/>
-            <w:r>
-              <w:rPr>
-                <w:rFonts w:ascii="Times New Roman" w:hAnsi="Times New Roman" w:cs="Times New Roman"/>
-                <w:i/>
-                <w:sz w:val="26"/>
-                <w:szCs w:val="26"/>
-              </w:rPr>
-              <w:t>năm</w:t>
-            </w:r>
-            <w:proofErr w:type="spellEnd"/>
-            <w:r>
-              <w:rPr>
-                <w:rFonts w:ascii="Times New Roman" w:hAnsi="Times New Roman" w:cs="Times New Roman"/>
-                <w:i/>
-                <w:sz w:val="26"/>
-                <w:szCs w:val="26"/>
-              </w:rPr>
-              <w:t xml:space="preserve"> {{</w:t>
-            </w:r>
-            <w:proofErr w:type="spellStart"/>
-            <w:r>
-              <w:rPr>
-                <w:rFonts w:ascii="Times New Roman" w:hAnsi="Times New Roman" w:cs="Times New Roman"/>
-                <w:i/>
-                <w:sz w:val="26"/>
-                <w:szCs w:val="26"/>
-              </w:rPr>
-              <w:t>ngayKyHopDong</w:t>
-            </w:r>
-            <w:r>
-              <w:rPr>
-                <w:rFonts w:ascii="Times New Roman" w:hAnsi="Times New Roman" w:cs="Times New Roman"/>
-                <w:i/>
-                <w:sz w:val="26"/>
-                <w:szCs w:val="26"/>
-              </w:rPr>
-              <w:t>_</w:t>
-            </w:r>
-            <w:r>
-              <w:rPr>
-                <w:rFonts w:ascii="Times New Roman" w:hAnsi="Times New Roman" w:cs="Times New Roman"/>
-                <w:i/>
-                <w:sz w:val="26"/>
-                <w:szCs w:val="26"/>
-              </w:rPr>
-              <w:t>yyyy</w:t>
-            </w:r>
-            <w:proofErr w:type="spellEnd"/>
-            <w:r>
-              <w:rPr>
-                <w:rFonts w:ascii="Times New Roman" w:hAnsi="Times New Roman" w:cs="Times New Roman"/>
-                <w:i/>
-                <w:sz w:val="26"/>
-                <w:szCs w:val="26"/>
-              </w:rPr>
-              <w:t>}}</w:t>
+              <w:t>yyyy}}</w:t>
             </w:r>
           </w:p>
         </w:tc>
@@ -770,113 +624,21 @@
           <w:szCs w:val="26"/>
         </w:rPr>
       </w:pPr>
-      <w:proofErr w:type="spellStart"/>
       <w:r>
         <w:rPr>
           <w:rFonts w:ascii="Times New Roman" w:eastAsia="Times New Roman" w:hAnsi="Times New Roman" w:cs="Times New Roman"/>
           <w:sz w:val="26"/>
           <w:szCs w:val="26"/>
         </w:rPr>
-        <w:t>Kính</w:t>
-      </w:r>
-      <w:proofErr w:type="spellEnd"/>
+        <w:t xml:space="preserve">Kính gửi: </w:t>
+      </w:r>
       <w:r>
         <w:rPr>
           <w:rFonts w:ascii="Times New Roman" w:eastAsia="Times New Roman" w:hAnsi="Times New Roman" w:cs="Times New Roman"/>
           <w:sz w:val="26"/>
           <w:szCs w:val="26"/>
         </w:rPr>
-        <w:t xml:space="preserve"> </w:t>
-      </w:r>
-      <w:proofErr w:type="spellStart"/>
-      <w:r>
-        <w:rPr>
-          <w:rFonts w:ascii="Times New Roman" w:eastAsia="Times New Roman" w:hAnsi="Times New Roman" w:cs="Times New Roman"/>
-          <w:sz w:val="26"/>
-          <w:szCs w:val="26"/>
-        </w:rPr>
-        <w:t>gửi</w:t>
-      </w:r>
-      <w:proofErr w:type="spellEnd"/>
-      <w:r>
-        <w:rPr>
-          <w:rFonts w:ascii="Times New Roman" w:eastAsia="Times New Roman" w:hAnsi="Times New Roman" w:cs="Times New Roman"/>
-          <w:sz w:val="26"/>
-          <w:szCs w:val="26"/>
-        </w:rPr>
-        <w:t xml:space="preserve">: </w:t>
-      </w:r>
-      <w:proofErr w:type="spellStart"/>
-      <w:r>
-        <w:rPr>
-          <w:rFonts w:ascii="Times New Roman" w:eastAsia="Times New Roman" w:hAnsi="Times New Roman" w:cs="Times New Roman"/>
-          <w:sz w:val="26"/>
-          <w:szCs w:val="26"/>
-        </w:rPr>
-        <w:t>Sở</w:t>
-      </w:r>
-      <w:proofErr w:type="spellEnd"/>
-      <w:r>
-        <w:rPr>
-          <w:rFonts w:ascii="Times New Roman" w:eastAsia="Times New Roman" w:hAnsi="Times New Roman" w:cs="Times New Roman"/>
-          <w:sz w:val="26"/>
-          <w:szCs w:val="26"/>
-        </w:rPr>
-        <w:t xml:space="preserve"> </w:t>
-      </w:r>
-      <w:proofErr w:type="spellStart"/>
-      <w:r>
-        <w:rPr>
-          <w:rFonts w:ascii="Times New Roman" w:eastAsia="Times New Roman" w:hAnsi="Times New Roman" w:cs="Times New Roman"/>
-          <w:sz w:val="26"/>
-          <w:szCs w:val="26"/>
-        </w:rPr>
-        <w:t>Xây</w:t>
-      </w:r>
-      <w:proofErr w:type="spellEnd"/>
-      <w:r>
-        <w:rPr>
-          <w:rFonts w:ascii="Times New Roman" w:eastAsia="Times New Roman" w:hAnsi="Times New Roman" w:cs="Times New Roman"/>
-          <w:sz w:val="26"/>
-          <w:szCs w:val="26"/>
-        </w:rPr>
-        <w:t xml:space="preserve"> </w:t>
-      </w:r>
-      <w:proofErr w:type="spellStart"/>
-      <w:r>
-        <w:rPr>
-          <w:rFonts w:ascii="Times New Roman" w:eastAsia="Times New Roman" w:hAnsi="Times New Roman" w:cs="Times New Roman"/>
-          <w:sz w:val="26"/>
-          <w:szCs w:val="26"/>
-        </w:rPr>
-        <w:t>dựng</w:t>
-      </w:r>
-      <w:proofErr w:type="spellEnd"/>
-      <w:r>
-        <w:rPr>
-          <w:rFonts w:ascii="Times New Roman" w:eastAsia="Times New Roman" w:hAnsi="Times New Roman" w:cs="Times New Roman"/>
-          <w:sz w:val="26"/>
-          <w:szCs w:val="26"/>
-        </w:rPr>
-        <w:t xml:space="preserve"> </w:t>
-      </w:r>
-      <w:proofErr w:type="spellStart"/>
-      <w:r>
-        <w:rPr>
-          <w:rFonts w:ascii="Times New Roman" w:eastAsia="Times New Roman" w:hAnsi="Times New Roman" w:cs="Times New Roman"/>
-          <w:sz w:val="26"/>
-          <w:szCs w:val="26"/>
-        </w:rPr>
-        <w:t>Tỉnh</w:t>
-      </w:r>
-      <w:proofErr w:type="spellEnd"/>
-      <w:r>
-        <w:rPr>
-          <w:rFonts w:ascii="Times New Roman" w:eastAsia="Times New Roman" w:hAnsi="Times New Roman" w:cs="Times New Roman"/>
-          <w:sz w:val="26"/>
-          <w:szCs w:val="26"/>
-        </w:rPr>
-        <w:t xml:space="preserve"> An Giang</w:t>
+        <w:t>Sở Xây dựng Tỉnh An Giang</w:t>
       </w:r>
     </w:p>
     <w:p>
@@ -899,7 +661,6 @@
           <w:szCs w:val="26"/>
         </w:rPr>
       </w:pPr>
-      <w:proofErr w:type="spellStart"/>
       <w:r>
         <w:rPr>
           <w:rFonts w:ascii="Times New Roman" w:hAnsi="Times New Roman" w:cs="Times New Roman"/>
@@ -908,7 +669,6 @@
         </w:rPr>
         <w:t>Tên</w:t>
       </w:r>
-      <w:proofErr w:type="spellEnd"/>
       <w:r>
         <w:rPr>
           <w:rFonts w:ascii="Times New Roman" w:hAnsi="Times New Roman" w:cs="Times New Roman"/>
@@ -918,7 +678,6 @@
         </w:rPr>
         <w:t xml:space="preserve"> </w:t>
       </w:r>
-      <w:proofErr w:type="spellStart"/>
       <w:r>
         <w:rPr>
           <w:rFonts w:ascii="Times New Roman" w:hAnsi="Times New Roman" w:cs="Times New Roman"/>
@@ -927,7 +686,6 @@
         </w:rPr>
         <w:t>đơn</w:t>
       </w:r>
-      <w:proofErr w:type="spellEnd"/>
       <w:r>
         <w:rPr>
           <w:rFonts w:ascii="Times New Roman" w:hAnsi="Times New Roman" w:cs="Times New Roman"/>
@@ -937,7 +695,6 @@
         </w:rPr>
         <w:t xml:space="preserve"> </w:t>
       </w:r>
-      <w:proofErr w:type="spellStart"/>
       <w:r>
         <w:rPr>
           <w:rFonts w:ascii="Times New Roman" w:hAnsi="Times New Roman" w:cs="Times New Roman"/>
@@ -946,7 +703,6 @@
         </w:rPr>
         <w:t>vị</w:t>
       </w:r>
-      <w:proofErr w:type="spellEnd"/>
       <w:r>
         <w:rPr>
           <w:rFonts w:ascii="Times New Roman" w:hAnsi="Times New Roman" w:cs="Times New Roman"/>
@@ -981,29 +737,7 @@
           <w:sz w:val="26"/>
           <w:szCs w:val="26"/>
         </w:rPr>
-        <w:t>{{</w:t>
-      </w:r>
-      <w:proofErr w:type="spellStart"/>
-      <w:r>
-        <w:rPr>
-          <w:rFonts w:ascii="Times New Roman" w:hAnsi="Times New Roman" w:cs="Times New Roman"/>
-          <w:b/>
-          <w:bCs/>
-          <w:sz w:val="26"/>
-          <w:szCs w:val="26"/>
-        </w:rPr>
-        <w:t>tenDonViHTX</w:t>
-      </w:r>
-      <w:proofErr w:type="spellEnd"/>
-      <w:r>
-        <w:rPr>
-          <w:rFonts w:ascii="Times New Roman" w:hAnsi="Times New Roman" w:cs="Times New Roman"/>
-          <w:b/>
-          <w:bCs/>
-          <w:sz w:val="26"/>
-          <w:szCs w:val="26"/>
-        </w:rPr>
-        <w:t>}}</w:t>
+        <w:t>{{tenDonViHTX}}</w:t>
       </w:r>
     </w:p>
     <w:p>
@@ -1026,7 +760,6 @@
           <w:szCs w:val="26"/>
         </w:rPr>
       </w:pPr>
-      <w:proofErr w:type="spellStart"/>
       <w:r>
         <w:rPr>
           <w:rFonts w:ascii="Times New Roman" w:hAnsi="Times New Roman" w:cs="Times New Roman"/>
@@ -1035,7 +768,6 @@
         </w:rPr>
         <w:t>Địa</w:t>
       </w:r>
-      <w:proofErr w:type="spellEnd"/>
       <w:r>
         <w:rPr>
           <w:rFonts w:ascii="Times New Roman" w:hAnsi="Times New Roman" w:cs="Times New Roman"/>
@@ -1045,23 +777,13 @@
         </w:rPr>
         <w:t xml:space="preserve"> </w:t>
       </w:r>
-      <w:proofErr w:type="spellStart"/>
-      <w:r>
-        <w:rPr>
-          <w:rFonts w:ascii="Times New Roman" w:hAnsi="Times New Roman" w:cs="Times New Roman"/>
-          <w:sz w:val="26"/>
-          <w:szCs w:val="26"/>
-        </w:rPr>
-        <w:t>chỉ</w:t>
-      </w:r>
-      <w:proofErr w:type="spellEnd"/>
-      <w:r>
-        <w:rPr>
-          <w:rFonts w:ascii="Times New Roman" w:hAnsi="Times New Roman" w:cs="Times New Roman"/>
-          <w:sz w:val="26"/>
-          <w:szCs w:val="26"/>
-        </w:rPr>
-        <w:t>:</w:t>
+      <w:r>
+        <w:rPr>
+          <w:rFonts w:ascii="Times New Roman" w:hAnsi="Times New Roman" w:cs="Times New Roman"/>
+          <w:sz w:val="26"/>
+          <w:szCs w:val="26"/>
+        </w:rPr>
+        <w:t>chỉ:</w:t>
       </w:r>
       <w:r>
         <w:rPr>
@@ -1078,25 +800,7 @@
           <w:sz w:val="26"/>
           <w:szCs w:val="26"/>
         </w:rPr>
-        <w:t>{{</w:t>
-      </w:r>
-      <w:proofErr w:type="spellStart"/>
-      <w:r>
-        <w:rPr>
-          <w:rFonts w:ascii="Times New Roman" w:hAnsi="Times New Roman" w:cs="Times New Roman"/>
-          <w:sz w:val="26"/>
-          <w:szCs w:val="26"/>
-        </w:rPr>
-        <w:t>diaChiDonViHTX</w:t>
-      </w:r>
-      <w:proofErr w:type="spellEnd"/>
-      <w:r>
-        <w:rPr>
-          <w:rFonts w:ascii="Times New Roman" w:hAnsi="Times New Roman" w:cs="Times New Roman"/>
-          <w:sz w:val="26"/>
-          <w:szCs w:val="26"/>
-        </w:rPr>
-        <w:t>}}</w:t>
+        <w:t>{{diaChiDonViHTX}}</w:t>
       </w:r>
     </w:p>
     <w:p>
@@ -1119,7 +823,6 @@
           <w:szCs w:val="26"/>
         </w:rPr>
       </w:pPr>
-      <w:proofErr w:type="spellStart"/>
       <w:r>
         <w:rPr>
           <w:rFonts w:ascii="Times New Roman" w:hAnsi="Times New Roman" w:cs="Times New Roman"/>
@@ -1128,7 +831,6 @@
         </w:rPr>
         <w:t>Số</w:t>
       </w:r>
-      <w:proofErr w:type="spellEnd"/>
       <w:r>
         <w:rPr>
           <w:rFonts w:ascii="Times New Roman" w:hAnsi="Times New Roman" w:cs="Times New Roman"/>
@@ -1155,7 +857,6 @@
         </w:rPr>
         <w:t xml:space="preserve"> </w:t>
       </w:r>
-      <w:proofErr w:type="spellStart"/>
       <w:r>
         <w:rPr>
           <w:rFonts w:ascii="Times New Roman" w:hAnsi="Times New Roman" w:cs="Times New Roman"/>
@@ -1164,7 +865,6 @@
         </w:rPr>
         <w:t>thoại</w:t>
       </w:r>
-      <w:proofErr w:type="spellEnd"/>
       <w:r>
         <w:rPr>
           <w:rFonts w:ascii="Times New Roman" w:hAnsi="Times New Roman" w:cs="Times New Roman"/>
@@ -1197,25 +897,7 @@
           <w:sz w:val="26"/>
           <w:szCs w:val="26"/>
         </w:rPr>
-        <w:t>{{</w:t>
-      </w:r>
-      <w:proofErr w:type="spellStart"/>
-      <w:r>
-        <w:rPr>
-          <w:rFonts w:ascii="Times New Roman" w:hAnsi="Times New Roman" w:cs="Times New Roman"/>
-          <w:sz w:val="26"/>
-          <w:szCs w:val="26"/>
-        </w:rPr>
-        <w:t>sdtDonViHTX</w:t>
-      </w:r>
-      <w:proofErr w:type="spellEnd"/>
-      <w:r>
-        <w:rPr>
-          <w:rFonts w:ascii="Times New Roman" w:hAnsi="Times New Roman" w:cs="Times New Roman"/>
-          <w:sz w:val="26"/>
-          <w:szCs w:val="26"/>
-        </w:rPr>
-        <w:t>}}</w:t>
+        <w:t>{{sdtDonViHTX}}</w:t>
       </w:r>
     </w:p>
     <w:p>
@@ -1231,347 +913,197 @@
           <w:szCs w:val="26"/>
         </w:rPr>
       </w:pPr>
-      <w:proofErr w:type="spellStart"/>
-      <w:r>
-        <w:rPr>
-          <w:rFonts w:ascii="Times New Roman" w:hAnsi="Times New Roman" w:cs="Times New Roman"/>
-          <w:sz w:val="26"/>
-          <w:szCs w:val="26"/>
-        </w:rPr>
-        <w:t>Số</w:t>
-      </w:r>
-      <w:proofErr w:type="spellEnd"/>
-      <w:r>
-        <w:rPr>
-          <w:rFonts w:ascii="Times New Roman" w:hAnsi="Times New Roman" w:cs="Times New Roman"/>
-          <w:sz w:val="26"/>
-          <w:szCs w:val="26"/>
-        </w:rPr>
-        <w:t xml:space="preserve"> </w:t>
-      </w:r>
-      <w:proofErr w:type="spellStart"/>
-      <w:r>
-        <w:rPr>
-          <w:rFonts w:ascii="Times New Roman" w:hAnsi="Times New Roman" w:cs="Times New Roman"/>
-          <w:sz w:val="26"/>
-          <w:szCs w:val="26"/>
-        </w:rPr>
-        <w:t>giấy</w:t>
-      </w:r>
-      <w:proofErr w:type="spellEnd"/>
-      <w:r>
-        <w:rPr>
-          <w:rFonts w:ascii="Times New Roman" w:hAnsi="Times New Roman" w:cs="Times New Roman"/>
-          <w:sz w:val="26"/>
-          <w:szCs w:val="26"/>
-        </w:rPr>
-        <w:t xml:space="preserve"> </w:t>
-      </w:r>
-      <w:proofErr w:type="spellStart"/>
-      <w:r>
-        <w:rPr>
-          <w:rFonts w:ascii="Times New Roman" w:hAnsi="Times New Roman" w:cs="Times New Roman"/>
-          <w:sz w:val="26"/>
-          <w:szCs w:val="26"/>
-        </w:rPr>
-        <w:t>phép</w:t>
-      </w:r>
-      <w:proofErr w:type="spellEnd"/>
-      <w:r>
-        <w:rPr>
-          <w:rFonts w:ascii="Times New Roman" w:hAnsi="Times New Roman" w:cs="Times New Roman"/>
-          <w:sz w:val="26"/>
-          <w:szCs w:val="26"/>
-        </w:rPr>
-        <w:t xml:space="preserve"> </w:t>
-      </w:r>
-      <w:proofErr w:type="spellStart"/>
-      <w:r>
-        <w:rPr>
-          <w:rFonts w:ascii="Times New Roman" w:hAnsi="Times New Roman" w:cs="Times New Roman"/>
-          <w:sz w:val="26"/>
-          <w:szCs w:val="26"/>
-        </w:rPr>
-        <w:t>kinh</w:t>
-      </w:r>
-      <w:proofErr w:type="spellEnd"/>
-      <w:r>
-        <w:rPr>
-          <w:rFonts w:ascii="Times New Roman" w:hAnsi="Times New Roman" w:cs="Times New Roman"/>
-          <w:sz w:val="26"/>
-          <w:szCs w:val="26"/>
-        </w:rPr>
-        <w:t xml:space="preserve"> doanh </w:t>
-      </w:r>
-      <w:proofErr w:type="spellStart"/>
-      <w:r>
-        <w:rPr>
-          <w:rFonts w:ascii="Times New Roman" w:hAnsi="Times New Roman" w:cs="Times New Roman"/>
-          <w:sz w:val="26"/>
-          <w:szCs w:val="26"/>
-        </w:rPr>
-        <w:t>vận</w:t>
-      </w:r>
-      <w:proofErr w:type="spellEnd"/>
-      <w:r>
-        <w:rPr>
-          <w:rFonts w:ascii="Times New Roman" w:hAnsi="Times New Roman" w:cs="Times New Roman"/>
-          <w:sz w:val="26"/>
-          <w:szCs w:val="26"/>
-        </w:rPr>
-        <w:t xml:space="preserve"> </w:t>
-      </w:r>
-      <w:proofErr w:type="spellStart"/>
-      <w:r>
-        <w:rPr>
-          <w:rFonts w:ascii="Times New Roman" w:hAnsi="Times New Roman" w:cs="Times New Roman"/>
-          <w:sz w:val="26"/>
-          <w:szCs w:val="26"/>
-        </w:rPr>
-        <w:t>tải</w:t>
-      </w:r>
-      <w:proofErr w:type="spellEnd"/>
-      <w:r>
-        <w:rPr>
-          <w:rFonts w:ascii="Times New Roman" w:hAnsi="Times New Roman" w:cs="Times New Roman"/>
-          <w:sz w:val="26"/>
-          <w:szCs w:val="26"/>
-        </w:rPr>
-        <w:t xml:space="preserve"> </w:t>
-      </w:r>
-      <w:proofErr w:type="spellStart"/>
-      <w:r>
-        <w:rPr>
-          <w:rFonts w:ascii="Times New Roman" w:hAnsi="Times New Roman" w:cs="Times New Roman"/>
-          <w:sz w:val="26"/>
-          <w:szCs w:val="26"/>
-        </w:rPr>
-        <w:t>bằng</w:t>
-      </w:r>
-      <w:proofErr w:type="spellEnd"/>
-      <w:r>
-        <w:rPr>
-          <w:rFonts w:ascii="Times New Roman" w:hAnsi="Times New Roman" w:cs="Times New Roman"/>
-          <w:sz w:val="26"/>
-          <w:szCs w:val="26"/>
-        </w:rPr>
-        <w:t xml:space="preserve"> </w:t>
-      </w:r>
-      <w:proofErr w:type="spellStart"/>
-      <w:r>
-        <w:rPr>
-          <w:rFonts w:ascii="Times New Roman" w:hAnsi="Times New Roman" w:cs="Times New Roman"/>
-          <w:sz w:val="26"/>
-          <w:szCs w:val="26"/>
-        </w:rPr>
-        <w:t>xe</w:t>
-      </w:r>
-      <w:proofErr w:type="spellEnd"/>
-      <w:r>
-        <w:rPr>
-          <w:rFonts w:ascii="Times New Roman" w:hAnsi="Times New Roman" w:cs="Times New Roman"/>
-          <w:sz w:val="26"/>
-          <w:szCs w:val="26"/>
-        </w:rPr>
-        <w:t xml:space="preserve"> ô </w:t>
-      </w:r>
-      <w:proofErr w:type="spellStart"/>
-      <w:r>
-        <w:rPr>
-          <w:rFonts w:ascii="Times New Roman" w:hAnsi="Times New Roman" w:cs="Times New Roman"/>
-          <w:sz w:val="26"/>
-          <w:szCs w:val="26"/>
-        </w:rPr>
-        <w:t>tô</w:t>
-      </w:r>
-      <w:proofErr w:type="spellEnd"/>
-      <w:r>
-        <w:rPr>
-          <w:rFonts w:ascii="Times New Roman" w:hAnsi="Times New Roman" w:cs="Times New Roman"/>
-          <w:sz w:val="26"/>
-          <w:szCs w:val="26"/>
-        </w:rPr>
-        <w:t xml:space="preserve">: 91240084/GPKDVT </w:t>
-      </w:r>
-      <w:proofErr w:type="spellStart"/>
-      <w:r>
-        <w:rPr>
-          <w:rFonts w:ascii="Times New Roman" w:hAnsi="Times New Roman" w:cs="Times New Roman"/>
-          <w:sz w:val="26"/>
-          <w:szCs w:val="26"/>
-        </w:rPr>
-        <w:t>cấp</w:t>
-      </w:r>
-      <w:proofErr w:type="spellEnd"/>
-      <w:r>
-        <w:rPr>
-          <w:rFonts w:ascii="Times New Roman" w:hAnsi="Times New Roman" w:cs="Times New Roman"/>
-          <w:sz w:val="26"/>
-          <w:szCs w:val="26"/>
-        </w:rPr>
-        <w:t xml:space="preserve"> </w:t>
-      </w:r>
-      <w:proofErr w:type="spellStart"/>
-      <w:r>
-        <w:rPr>
-          <w:rFonts w:ascii="Times New Roman" w:hAnsi="Times New Roman" w:cs="Times New Roman"/>
-          <w:sz w:val="26"/>
-          <w:szCs w:val="26"/>
-        </w:rPr>
-        <w:t>lần</w:t>
-      </w:r>
-      <w:proofErr w:type="spellEnd"/>
-      <w:r>
-        <w:rPr>
-          <w:rFonts w:ascii="Times New Roman" w:hAnsi="Times New Roman" w:cs="Times New Roman"/>
-          <w:sz w:val="26"/>
-          <w:szCs w:val="26"/>
-        </w:rPr>
-        <w:t xml:space="preserve"> </w:t>
-      </w:r>
-      <w:proofErr w:type="spellStart"/>
-      <w:r>
-        <w:rPr>
-          <w:rFonts w:ascii="Times New Roman" w:hAnsi="Times New Roman" w:cs="Times New Roman"/>
-          <w:sz w:val="26"/>
-          <w:szCs w:val="26"/>
-        </w:rPr>
-        <w:t>thứ</w:t>
-      </w:r>
-      <w:proofErr w:type="spellEnd"/>
-      <w:r>
-        <w:rPr>
-          <w:rFonts w:ascii="Times New Roman" w:hAnsi="Times New Roman" w:cs="Times New Roman"/>
-          <w:sz w:val="26"/>
-          <w:szCs w:val="26"/>
-        </w:rPr>
-        <w:t xml:space="preserve"> 2 </w:t>
-      </w:r>
-      <w:proofErr w:type="spellStart"/>
-      <w:r>
-        <w:rPr>
-          <w:rFonts w:ascii="Times New Roman" w:hAnsi="Times New Roman" w:cs="Times New Roman"/>
-          <w:sz w:val="26"/>
-          <w:szCs w:val="26"/>
-        </w:rPr>
-        <w:t>ngày</w:t>
-      </w:r>
-      <w:proofErr w:type="spellEnd"/>
-      <w:r>
-        <w:rPr>
-          <w:rFonts w:ascii="Times New Roman" w:hAnsi="Times New Roman" w:cs="Times New Roman"/>
-          <w:sz w:val="26"/>
-          <w:szCs w:val="26"/>
-        </w:rPr>
-        <w:t xml:space="preserve"> 07 </w:t>
-      </w:r>
-      <w:proofErr w:type="spellStart"/>
-      <w:r>
-        <w:rPr>
-          <w:rFonts w:ascii="Times New Roman" w:hAnsi="Times New Roman" w:cs="Times New Roman"/>
-          <w:sz w:val="26"/>
-          <w:szCs w:val="26"/>
-        </w:rPr>
-        <w:t>tháng</w:t>
-      </w:r>
-      <w:proofErr w:type="spellEnd"/>
-      <w:r>
-        <w:rPr>
-          <w:rFonts w:ascii="Times New Roman" w:hAnsi="Times New Roman" w:cs="Times New Roman"/>
-          <w:sz w:val="26"/>
-          <w:szCs w:val="26"/>
-        </w:rPr>
-        <w:t xml:space="preserve"> 10 </w:t>
-      </w:r>
-      <w:proofErr w:type="spellStart"/>
-      <w:r>
-        <w:rPr>
-          <w:rFonts w:ascii="Times New Roman" w:hAnsi="Times New Roman" w:cs="Times New Roman"/>
-          <w:sz w:val="26"/>
-          <w:szCs w:val="26"/>
-        </w:rPr>
-        <w:t>năm</w:t>
-      </w:r>
-      <w:proofErr w:type="spellEnd"/>
-      <w:r>
-        <w:rPr>
-          <w:rFonts w:ascii="Times New Roman" w:hAnsi="Times New Roman" w:cs="Times New Roman"/>
-          <w:sz w:val="26"/>
-          <w:szCs w:val="26"/>
-        </w:rPr>
-        <w:t xml:space="preserve"> 2024, </w:t>
-      </w:r>
-      <w:proofErr w:type="spellStart"/>
-      <w:r>
-        <w:rPr>
-          <w:rFonts w:ascii="Times New Roman" w:hAnsi="Times New Roman" w:cs="Times New Roman"/>
-          <w:sz w:val="26"/>
-          <w:szCs w:val="26"/>
-        </w:rPr>
-        <w:t>nơi</w:t>
-      </w:r>
-      <w:proofErr w:type="spellEnd"/>
-      <w:r>
-        <w:rPr>
-          <w:rFonts w:ascii="Times New Roman" w:hAnsi="Times New Roman" w:cs="Times New Roman"/>
-          <w:sz w:val="26"/>
-          <w:szCs w:val="26"/>
-        </w:rPr>
-        <w:t xml:space="preserve"> </w:t>
-      </w:r>
-      <w:proofErr w:type="spellStart"/>
-      <w:r>
-        <w:rPr>
-          <w:rFonts w:ascii="Times New Roman" w:hAnsi="Times New Roman" w:cs="Times New Roman"/>
-          <w:sz w:val="26"/>
-          <w:szCs w:val="26"/>
-        </w:rPr>
-        <w:t>cấp</w:t>
-      </w:r>
-      <w:proofErr w:type="spellEnd"/>
-      <w:r>
-        <w:rPr>
-          <w:rFonts w:ascii="Times New Roman" w:hAnsi="Times New Roman" w:cs="Times New Roman"/>
-          <w:sz w:val="26"/>
-          <w:szCs w:val="26"/>
-        </w:rPr>
-        <w:t xml:space="preserve"> </w:t>
-      </w:r>
-      <w:proofErr w:type="spellStart"/>
-      <w:r>
-        <w:rPr>
-          <w:rFonts w:ascii="Times New Roman" w:hAnsi="Times New Roman" w:cs="Times New Roman"/>
-          <w:sz w:val="26"/>
-          <w:szCs w:val="26"/>
-        </w:rPr>
-        <w:t>Sở</w:t>
-      </w:r>
-      <w:proofErr w:type="spellEnd"/>
-      <w:r>
-        <w:rPr>
-          <w:rFonts w:ascii="Times New Roman" w:hAnsi="Times New Roman" w:cs="Times New Roman"/>
-          <w:sz w:val="26"/>
-          <w:szCs w:val="26"/>
-        </w:rPr>
-        <w:t xml:space="preserve"> Giao Thông Vận </w:t>
-      </w:r>
-      <w:proofErr w:type="spellStart"/>
-      <w:r>
-        <w:rPr>
-          <w:rFonts w:ascii="Times New Roman" w:hAnsi="Times New Roman" w:cs="Times New Roman"/>
-          <w:sz w:val="26"/>
-          <w:szCs w:val="26"/>
-        </w:rPr>
-        <w:t>Tải</w:t>
-      </w:r>
-      <w:proofErr w:type="spellEnd"/>
-      <w:r>
-        <w:rPr>
-          <w:rFonts w:ascii="Times New Roman" w:hAnsi="Times New Roman" w:cs="Times New Roman"/>
-          <w:sz w:val="26"/>
-          <w:szCs w:val="26"/>
-        </w:rPr>
-        <w:t xml:space="preserve"> An Giang</w:t>
+      <w:r>
+        <w:rPr>
+          <w:rFonts w:ascii="Times New Roman" w:hAnsi="Times New Roman" w:cs="Times New Roman"/>
+          <w:sz w:val="26"/>
+          <w:szCs w:val="26"/>
+        </w:rPr>
+        <w:t xml:space="preserve">Số giấy phép kinh doanh vận tải bằng xe ô tô: </w:t>
+      </w:r>
+      <w:r>
+        <w:rPr>
+          <w:rFonts w:ascii="Times New Roman" w:hAnsi="Times New Roman" w:cs="Times New Roman"/>
+          <w:sz w:val="26"/>
+          <w:szCs w:val="26"/>
+        </w:rPr>
+        <w:t>{{</w:t>
+      </w:r>
+      <w:r>
+        <w:rPr>
+          <w:rFonts w:ascii="Times New Roman" w:hAnsi="Times New Roman" w:cs="Times New Roman"/>
+          <w:sz w:val="26"/>
+          <w:szCs w:val="26"/>
+        </w:rPr>
+        <w:t>soGiayPhepKDVTDonViHTX</w:t>
+      </w:r>
+      <w:r>
+        <w:rPr>
+          <w:rFonts w:ascii="Times New Roman" w:hAnsi="Times New Roman" w:cs="Times New Roman"/>
+          <w:sz w:val="26"/>
+          <w:szCs w:val="26"/>
+        </w:rPr>
+        <w:t>}}</w:t>
+      </w:r>
+      <w:r>
+        <w:rPr>
+          <w:rFonts w:ascii="Times New Roman" w:hAnsi="Times New Roman" w:cs="Times New Roman"/>
+          <w:sz w:val="26"/>
+          <w:szCs w:val="26"/>
+        </w:rPr>
+        <w:t xml:space="preserve">/GPKDVT cấp lần thứ </w:t>
+      </w:r>
+      <w:r>
+        <w:rPr>
+          <w:rFonts w:ascii="Times New Roman" w:hAnsi="Times New Roman" w:cs="Times New Roman"/>
+          <w:sz w:val="26"/>
+          <w:szCs w:val="26"/>
+        </w:rPr>
+        <w:t>{{</w:t>
+      </w:r>
+      <w:r>
+        <w:rPr>
+          <w:rFonts w:ascii="Times New Roman" w:hAnsi="Times New Roman" w:cs="Times New Roman"/>
+          <w:sz w:val="26"/>
+          <w:szCs w:val="26"/>
+        </w:rPr>
+        <w:t>lanCapGiayPhepKDVTDonViHTX</w:t>
+      </w:r>
+      <w:r>
+        <w:rPr>
+          <w:rFonts w:ascii="Times New Roman" w:hAnsi="Times New Roman" w:cs="Times New Roman"/>
+          <w:sz w:val="26"/>
+          <w:szCs w:val="26"/>
+        </w:rPr>
+        <w:t>}}</w:t>
+      </w:r>
+      <w:r>
+        <w:rPr>
+          <w:rFonts w:ascii="Times New Roman" w:hAnsi="Times New Roman" w:cs="Times New Roman"/>
+          <w:sz w:val="26"/>
+          <w:szCs w:val="26"/>
+        </w:rPr>
+        <w:t xml:space="preserve"> ngày </w:t>
+      </w:r>
+      <w:r>
+        <w:rPr>
+          <w:rFonts w:ascii="Times New Roman" w:hAnsi="Times New Roman" w:cs="Times New Roman"/>
+          <w:sz w:val="26"/>
+          <w:szCs w:val="26"/>
+        </w:rPr>
+        <w:t>{{</w:t>
+      </w:r>
+      <w:r>
+        <w:rPr>
+          <w:rFonts w:ascii="Times New Roman" w:hAnsi="Times New Roman" w:cs="Times New Roman"/>
+          <w:sz w:val="26"/>
+          <w:szCs w:val="26"/>
+        </w:rPr>
+        <w:t>ngayCapGiayPhepKDVTDonViHTX</w:t>
+      </w:r>
+      <w:r>
+        <w:rPr>
+          <w:rFonts w:ascii="Times New Roman" w:hAnsi="Times New Roman" w:cs="Times New Roman"/>
+          <w:sz w:val="26"/>
+          <w:szCs w:val="26"/>
+        </w:rPr>
+        <w:t>_dd}}</w:t>
+      </w:r>
+      <w:r>
+        <w:rPr>
+          <w:rFonts w:ascii="Times New Roman" w:hAnsi="Times New Roman" w:cs="Times New Roman"/>
+          <w:sz w:val="26"/>
+          <w:szCs w:val="26"/>
+        </w:rPr>
+        <w:t xml:space="preserve"> tháng </w:t>
+      </w:r>
+      <w:r>
+        <w:rPr>
+          <w:rFonts w:ascii="Times New Roman" w:hAnsi="Times New Roman" w:cs="Times New Roman"/>
+          <w:sz w:val="26"/>
+          <w:szCs w:val="26"/>
+        </w:rPr>
+        <w:t>{{</w:t>
+      </w:r>
+      <w:r>
+        <w:rPr>
+          <w:rFonts w:ascii="Times New Roman" w:hAnsi="Times New Roman" w:cs="Times New Roman"/>
+          <w:sz w:val="26"/>
+          <w:szCs w:val="26"/>
+        </w:rPr>
+        <w:t>ngayCapGiayPhepKDVTDonViHTX</w:t>
+      </w:r>
+      <w:r>
+        <w:rPr>
+          <w:rFonts w:ascii="Times New Roman" w:hAnsi="Times New Roman" w:cs="Times New Roman"/>
+          <w:sz w:val="26"/>
+          <w:szCs w:val="26"/>
+        </w:rPr>
+        <w:t>_MM}}</w:t>
+      </w:r>
+      <w:r>
+        <w:rPr>
+          <w:rFonts w:ascii="Times New Roman" w:hAnsi="Times New Roman" w:cs="Times New Roman"/>
+          <w:sz w:val="26"/>
+          <w:szCs w:val="26"/>
+        </w:rPr>
+        <w:t xml:space="preserve"> năm </w:t>
+      </w:r>
+      <w:r>
+        <w:rPr>
+          <w:rFonts w:ascii="Times New Roman" w:hAnsi="Times New Roman" w:cs="Times New Roman"/>
+          <w:sz w:val="26"/>
+          <w:szCs w:val="26"/>
+        </w:rPr>
+        <w:t>{{</w:t>
+      </w:r>
+      <w:r>
+        <w:rPr>
+          <w:rFonts w:ascii="Times New Roman" w:hAnsi="Times New Roman" w:cs="Times New Roman"/>
+          <w:sz w:val="26"/>
+          <w:szCs w:val="26"/>
+        </w:rPr>
+        <w:t>ngayCapGiayPhepKDVTDonViHTX</w:t>
+      </w:r>
+      <w:r>
+        <w:rPr>
+          <w:rFonts w:ascii="Times New Roman" w:hAnsi="Times New Roman" w:cs="Times New Roman"/>
+          <w:sz w:val="26"/>
+          <w:szCs w:val="26"/>
+        </w:rPr>
+        <w:t>_yyyy}}</w:t>
+      </w:r>
+      <w:r>
+        <w:rPr>
+          <w:rFonts w:ascii="Times New Roman" w:hAnsi="Times New Roman" w:cs="Times New Roman"/>
+          <w:sz w:val="26"/>
+          <w:szCs w:val="26"/>
+        </w:rPr>
+        <w:t xml:space="preserve">, nơi cấp Sở Giao Thông Vận Tải </w:t>
+      </w:r>
+      <w:r>
+        <w:rPr>
+          <w:rFonts w:ascii="Times New Roman" w:hAnsi="Times New Roman" w:cs="Times New Roman"/>
+          <w:sz w:val="26"/>
+          <w:szCs w:val="26"/>
+        </w:rPr>
+        <w:t>{{</w:t>
+      </w:r>
+      <w:r>
+        <w:rPr>
+          <w:rFonts w:ascii="Times New Roman" w:hAnsi="Times New Roman" w:cs="Times New Roman"/>
+          <w:sz w:val="26"/>
+          <w:szCs w:val="26"/>
+        </w:rPr>
+        <w:t>tinhThanh</w:t>
+      </w:r>
+      <w:r>
+        <w:rPr>
+          <w:rFonts w:ascii="Times New Roman" w:hAnsi="Times New Roman" w:cs="Times New Roman"/>
+          <w:sz w:val="26"/>
+          <w:szCs w:val="26"/>
+        </w:rPr>
+        <w:t>}}</w:t>
       </w:r>
     </w:p>
     <w:p>
@@ -1597,114 +1129,7 @@
           <w:szCs w:val="26"/>
         </w:rPr>
         <w:tab/>
-      </w:r>
-      <w:proofErr w:type="spellStart"/>
-      <w:r>
-        <w:rPr>
-          <w:rFonts w:ascii="Times New Roman" w:hAnsi="Times New Roman" w:cs="Times New Roman"/>
-          <w:sz w:val="26"/>
-          <w:szCs w:val="26"/>
-        </w:rPr>
-        <w:t>Số</w:t>
-      </w:r>
-      <w:proofErr w:type="spellEnd"/>
-      <w:r>
-        <w:rPr>
-          <w:rFonts w:ascii="Times New Roman" w:hAnsi="Times New Roman" w:cs="Times New Roman"/>
-          <w:sz w:val="26"/>
-          <w:szCs w:val="26"/>
-        </w:rPr>
-        <w:t xml:space="preserve"> </w:t>
-      </w:r>
-      <w:proofErr w:type="spellStart"/>
-      <w:r>
-        <w:rPr>
-          <w:rFonts w:ascii="Times New Roman" w:hAnsi="Times New Roman" w:cs="Times New Roman"/>
-          <w:sz w:val="26"/>
-          <w:szCs w:val="26"/>
-        </w:rPr>
-        <w:t>lượng</w:t>
-      </w:r>
-      <w:proofErr w:type="spellEnd"/>
-      <w:r>
-        <w:rPr>
-          <w:rFonts w:ascii="Times New Roman" w:hAnsi="Times New Roman" w:cs="Times New Roman"/>
-          <w:sz w:val="26"/>
-          <w:szCs w:val="26"/>
-        </w:rPr>
-        <w:t xml:space="preserve"> </w:t>
-      </w:r>
-      <w:proofErr w:type="spellStart"/>
-      <w:r>
-        <w:rPr>
-          <w:rFonts w:ascii="Times New Roman" w:hAnsi="Times New Roman" w:cs="Times New Roman"/>
-          <w:sz w:val="26"/>
-          <w:szCs w:val="26"/>
-        </w:rPr>
-        <w:t>phù</w:t>
-      </w:r>
-      <w:proofErr w:type="spellEnd"/>
-      <w:r>
-        <w:rPr>
-          <w:rFonts w:ascii="Times New Roman" w:hAnsi="Times New Roman" w:cs="Times New Roman"/>
-          <w:sz w:val="26"/>
-          <w:szCs w:val="26"/>
-        </w:rPr>
-        <w:t xml:space="preserve"> </w:t>
-      </w:r>
-      <w:proofErr w:type="spellStart"/>
-      <w:r>
-        <w:rPr>
-          <w:rFonts w:ascii="Times New Roman" w:hAnsi="Times New Roman" w:cs="Times New Roman"/>
-          <w:sz w:val="26"/>
-          <w:szCs w:val="26"/>
-        </w:rPr>
-        <w:t>hiệu</w:t>
-      </w:r>
-      <w:proofErr w:type="spellEnd"/>
-      <w:r>
-        <w:rPr>
-          <w:rFonts w:ascii="Times New Roman" w:hAnsi="Times New Roman" w:cs="Times New Roman"/>
-          <w:sz w:val="26"/>
-          <w:szCs w:val="26"/>
-        </w:rPr>
-        <w:t xml:space="preserve"> </w:t>
-      </w:r>
-      <w:proofErr w:type="spellStart"/>
-      <w:r>
-        <w:rPr>
-          <w:rFonts w:ascii="Times New Roman" w:hAnsi="Times New Roman" w:cs="Times New Roman"/>
-          <w:sz w:val="26"/>
-          <w:szCs w:val="26"/>
-        </w:rPr>
-        <w:t>nộp</w:t>
-      </w:r>
-      <w:proofErr w:type="spellEnd"/>
-      <w:r>
-        <w:rPr>
-          <w:rFonts w:ascii="Times New Roman" w:hAnsi="Times New Roman" w:cs="Times New Roman"/>
-          <w:sz w:val="26"/>
-          <w:szCs w:val="26"/>
-        </w:rPr>
-        <w:t xml:space="preserve"> </w:t>
-      </w:r>
-      <w:proofErr w:type="spellStart"/>
-      <w:r>
-        <w:rPr>
-          <w:rFonts w:ascii="Times New Roman" w:hAnsi="Times New Roman" w:cs="Times New Roman"/>
-          <w:sz w:val="26"/>
-          <w:szCs w:val="26"/>
-        </w:rPr>
-        <w:t>lại</w:t>
-      </w:r>
-      <w:proofErr w:type="spellEnd"/>
-      <w:r>
-        <w:rPr>
-          <w:rFonts w:ascii="Times New Roman" w:hAnsi="Times New Roman" w:cs="Times New Roman"/>
-          <w:sz w:val="26"/>
-          <w:szCs w:val="26"/>
-        </w:rPr>
-        <w:t xml:space="preserve">:  </w:t>
+        <w:t xml:space="preserve">Số lượng phù hiệu nộp lại:  </w:t>
       </w:r>
     </w:p>
     <w:p>
@@ -1731,77 +1156,13 @@
         </w:rPr>
         <w:tab/>
       </w:r>
-      <w:proofErr w:type="spellStart"/>
-      <w:r>
-        <w:rPr>
-          <w:rFonts w:ascii="Times New Roman" w:hAnsi="Times New Roman" w:cs="Times New Roman"/>
-          <w:sz w:val="26"/>
-          <w:szCs w:val="26"/>
-        </w:rPr>
-        <w:t>Đề</w:t>
-      </w:r>
-      <w:proofErr w:type="spellEnd"/>
-      <w:r>
-        <w:rPr>
-          <w:rFonts w:ascii="Times New Roman" w:hAnsi="Times New Roman" w:cs="Times New Roman"/>
-          <w:sz w:val="26"/>
-          <w:szCs w:val="26"/>
-        </w:rPr>
-        <w:t xml:space="preserve"> </w:t>
-      </w:r>
-      <w:proofErr w:type="spellStart"/>
-      <w:r>
-        <w:rPr>
-          <w:rFonts w:ascii="Times New Roman" w:hAnsi="Times New Roman" w:cs="Times New Roman"/>
-          <w:sz w:val="26"/>
-          <w:szCs w:val="26"/>
-        </w:rPr>
-        <w:t>nghị</w:t>
-      </w:r>
-      <w:proofErr w:type="spellEnd"/>
-      <w:r>
-        <w:rPr>
-          <w:rFonts w:ascii="Times New Roman" w:hAnsi="Times New Roman" w:cs="Times New Roman"/>
-          <w:sz w:val="26"/>
-          <w:szCs w:val="26"/>
-        </w:rPr>
-        <w:t xml:space="preserve"> </w:t>
-      </w:r>
-      <w:proofErr w:type="spellStart"/>
-      <w:r>
-        <w:rPr>
-          <w:rFonts w:ascii="Times New Roman" w:hAnsi="Times New Roman" w:cs="Times New Roman"/>
-          <w:sz w:val="26"/>
-          <w:szCs w:val="26"/>
-        </w:rPr>
-        <w:t>được</w:t>
-      </w:r>
-      <w:proofErr w:type="spellEnd"/>
-      <w:r>
-        <w:rPr>
-          <w:rFonts w:ascii="Times New Roman" w:hAnsi="Times New Roman" w:cs="Times New Roman"/>
-          <w:sz w:val="26"/>
-          <w:szCs w:val="26"/>
-        </w:rPr>
-        <w:t xml:space="preserve"> </w:t>
-      </w:r>
-      <w:proofErr w:type="spellStart"/>
-      <w:r>
-        <w:rPr>
-          <w:rFonts w:ascii="Times New Roman" w:hAnsi="Times New Roman" w:cs="Times New Roman"/>
-          <w:sz w:val="26"/>
-          <w:szCs w:val="26"/>
-        </w:rPr>
-        <w:t>cấp</w:t>
-      </w:r>
-      <w:proofErr w:type="spellEnd"/>
-      <w:r>
-        <w:rPr>
-          <w:rFonts w:ascii="Times New Roman" w:hAnsi="Times New Roman" w:cs="Times New Roman"/>
-          <w:sz w:val="26"/>
-          <w:szCs w:val="26"/>
-        </w:rPr>
-        <w:t>:</w:t>
+      <w:r>
+        <w:rPr>
+          <w:rFonts w:ascii="Times New Roman" w:hAnsi="Times New Roman" w:cs="Times New Roman"/>
+          <w:sz w:val="26"/>
+          <w:szCs w:val="26"/>
+        </w:rPr>
+        <w:t>Đề nghị được cấp:</w:t>
       </w:r>
       <w:r>
         <w:rPr>
@@ -1835,169 +1196,7 @@
           <w:szCs w:val="26"/>
         </w:rPr>
         <w:tab/>
-        <w:t xml:space="preserve">Danh </w:t>
-      </w:r>
-      <w:proofErr w:type="spellStart"/>
-      <w:r>
-        <w:rPr>
-          <w:rFonts w:ascii="Times New Roman" w:hAnsi="Times New Roman" w:cs="Times New Roman"/>
-          <w:sz w:val="26"/>
-          <w:szCs w:val="26"/>
-        </w:rPr>
-        <w:t>sách</w:t>
-      </w:r>
-      <w:proofErr w:type="spellEnd"/>
-      <w:r>
-        <w:rPr>
-          <w:rFonts w:ascii="Times New Roman" w:hAnsi="Times New Roman" w:cs="Times New Roman"/>
-          <w:sz w:val="26"/>
-          <w:szCs w:val="26"/>
-        </w:rPr>
-        <w:t xml:space="preserve"> </w:t>
-      </w:r>
-      <w:proofErr w:type="spellStart"/>
-      <w:r>
-        <w:rPr>
-          <w:rFonts w:ascii="Times New Roman" w:hAnsi="Times New Roman" w:cs="Times New Roman"/>
-          <w:sz w:val="26"/>
-          <w:szCs w:val="26"/>
-        </w:rPr>
-        <w:t>xe</w:t>
-      </w:r>
-      <w:proofErr w:type="spellEnd"/>
-      <w:r>
-        <w:rPr>
-          <w:rFonts w:ascii="Times New Roman" w:hAnsi="Times New Roman" w:cs="Times New Roman"/>
-          <w:sz w:val="26"/>
-          <w:szCs w:val="26"/>
-        </w:rPr>
-        <w:t xml:space="preserve"> </w:t>
-      </w:r>
-      <w:proofErr w:type="spellStart"/>
-      <w:r>
-        <w:rPr>
-          <w:rFonts w:ascii="Times New Roman" w:hAnsi="Times New Roman" w:cs="Times New Roman"/>
-          <w:sz w:val="26"/>
-          <w:szCs w:val="26"/>
-        </w:rPr>
-        <w:t>đề</w:t>
-      </w:r>
-      <w:proofErr w:type="spellEnd"/>
-      <w:r>
-        <w:rPr>
-          <w:rFonts w:ascii="Times New Roman" w:hAnsi="Times New Roman" w:cs="Times New Roman"/>
-          <w:sz w:val="26"/>
-          <w:szCs w:val="26"/>
-        </w:rPr>
-        <w:t xml:space="preserve"> </w:t>
-      </w:r>
-      <w:proofErr w:type="spellStart"/>
-      <w:r>
-        <w:rPr>
-          <w:rFonts w:ascii="Times New Roman" w:hAnsi="Times New Roman" w:cs="Times New Roman"/>
-          <w:sz w:val="26"/>
-          <w:szCs w:val="26"/>
-        </w:rPr>
-        <w:t>nghị</w:t>
-      </w:r>
-      <w:proofErr w:type="spellEnd"/>
-      <w:r>
-        <w:rPr>
-          <w:rFonts w:ascii="Times New Roman" w:hAnsi="Times New Roman" w:cs="Times New Roman"/>
-          <w:sz w:val="26"/>
-          <w:szCs w:val="26"/>
-        </w:rPr>
-        <w:t xml:space="preserve"> </w:t>
-      </w:r>
-      <w:proofErr w:type="spellStart"/>
-      <w:r>
-        <w:rPr>
-          <w:rFonts w:ascii="Times New Roman" w:hAnsi="Times New Roman" w:cs="Times New Roman"/>
-          <w:sz w:val="26"/>
-          <w:szCs w:val="26"/>
-        </w:rPr>
-        <w:t>cấp</w:t>
-      </w:r>
-      <w:proofErr w:type="spellEnd"/>
-      <w:r>
-        <w:rPr>
-          <w:rFonts w:ascii="Times New Roman" w:hAnsi="Times New Roman" w:cs="Times New Roman"/>
-          <w:sz w:val="26"/>
-          <w:szCs w:val="26"/>
-        </w:rPr>
-        <w:t xml:space="preserve"> </w:t>
-      </w:r>
-      <w:proofErr w:type="spellStart"/>
-      <w:r>
-        <w:rPr>
-          <w:rFonts w:ascii="Times New Roman" w:hAnsi="Times New Roman" w:cs="Times New Roman"/>
-          <w:sz w:val="26"/>
-          <w:szCs w:val="26"/>
-        </w:rPr>
-        <w:t>phù</w:t>
-      </w:r>
-      <w:proofErr w:type="spellEnd"/>
-      <w:r>
-        <w:rPr>
-          <w:rFonts w:ascii="Times New Roman" w:hAnsi="Times New Roman" w:cs="Times New Roman"/>
-          <w:sz w:val="26"/>
-          <w:szCs w:val="26"/>
-        </w:rPr>
-        <w:t xml:space="preserve"> </w:t>
-      </w:r>
-      <w:proofErr w:type="spellStart"/>
-      <w:r>
-        <w:rPr>
-          <w:rFonts w:ascii="Times New Roman" w:hAnsi="Times New Roman" w:cs="Times New Roman"/>
-          <w:sz w:val="26"/>
-          <w:szCs w:val="26"/>
-        </w:rPr>
-        <w:t>hiệu</w:t>
-      </w:r>
-      <w:proofErr w:type="spellEnd"/>
-      <w:r>
-        <w:rPr>
-          <w:rFonts w:ascii="Times New Roman" w:hAnsi="Times New Roman" w:cs="Times New Roman"/>
-          <w:sz w:val="26"/>
-          <w:szCs w:val="26"/>
-        </w:rPr>
-        <w:t xml:space="preserve"> </w:t>
-      </w:r>
-      <w:proofErr w:type="spellStart"/>
-      <w:r>
-        <w:rPr>
-          <w:rFonts w:ascii="Times New Roman" w:hAnsi="Times New Roman" w:cs="Times New Roman"/>
-          <w:sz w:val="26"/>
-          <w:szCs w:val="26"/>
-        </w:rPr>
-        <w:t>như</w:t>
-      </w:r>
-      <w:proofErr w:type="spellEnd"/>
-      <w:r>
-        <w:rPr>
-          <w:rFonts w:ascii="Times New Roman" w:hAnsi="Times New Roman" w:cs="Times New Roman"/>
-          <w:sz w:val="26"/>
-          <w:szCs w:val="26"/>
-        </w:rPr>
-        <w:t xml:space="preserve"> </w:t>
-      </w:r>
-      <w:proofErr w:type="spellStart"/>
-      <w:r>
-        <w:rPr>
-          <w:rFonts w:ascii="Times New Roman" w:hAnsi="Times New Roman" w:cs="Times New Roman"/>
-          <w:sz w:val="26"/>
-          <w:szCs w:val="26"/>
-        </w:rPr>
-        <w:t>sau</w:t>
-      </w:r>
-      <w:proofErr w:type="spellEnd"/>
-      <w:r>
-        <w:rPr>
-          <w:rFonts w:ascii="Times New Roman" w:hAnsi="Times New Roman" w:cs="Times New Roman"/>
-          <w:sz w:val="26"/>
-          <w:szCs w:val="26"/>
-        </w:rPr>
-        <w:t>:</w:t>
+        <w:t>Danh sách xe đề nghị cấp phù hiệu như sau:</w:t>
       </w:r>
     </w:p>
     <w:p>
@@ -2501,25 +1700,7 @@
                 <w:szCs w:val="26"/>
                 <w:lang w:val="en-US"/>
               </w:rPr>
-              <w:t>{{</w:t>
-            </w:r>
-            <w:proofErr w:type="spellStart"/>
-            <w:r>
-              <w:rPr>
-                <w:sz w:val="26"/>
-                <w:szCs w:val="26"/>
-                <w:lang w:val="en-US"/>
-              </w:rPr>
-              <w:t>bienKiemSoat</w:t>
-            </w:r>
-            <w:proofErr w:type="spellEnd"/>
-            <w:r>
-              <w:rPr>
-                <w:sz w:val="26"/>
-                <w:szCs w:val="26"/>
-                <w:lang w:val="en-US"/>
-              </w:rPr>
-              <w:t>}}</w:t>
+              <w:t>{{bienKiemSoat}}</w:t>
             </w:r>
           </w:p>
         </w:tc>
@@ -2544,25 +1725,7 @@
                 <w:szCs w:val="26"/>
                 <w:lang w:val="en-US"/>
               </w:rPr>
-              <w:t>{{</w:t>
-            </w:r>
-            <w:proofErr w:type="spellStart"/>
-            <w:r>
-              <w:rPr>
-                <w:sz w:val="26"/>
-                <w:szCs w:val="26"/>
-                <w:lang w:val="en-US"/>
-              </w:rPr>
-              <w:t>gopTaiTrongSoCho</w:t>
-            </w:r>
-            <w:proofErr w:type="spellEnd"/>
-            <w:r>
-              <w:rPr>
-                <w:sz w:val="26"/>
-                <w:szCs w:val="26"/>
-                <w:lang w:val="en-US"/>
-              </w:rPr>
-              <w:t>}}</w:t>
+              <w:t>{{gopTaiTrongSoCho}}</w:t>
             </w:r>
           </w:p>
         </w:tc>
@@ -2589,25 +1752,7 @@
                 <w:szCs w:val="26"/>
                 <w:lang w:val="en-US"/>
               </w:rPr>
-              <w:t>{{</w:t>
-            </w:r>
-            <w:proofErr w:type="spellStart"/>
-            <w:r>
-              <w:rPr>
-                <w:sz w:val="26"/>
-                <w:szCs w:val="26"/>
-                <w:lang w:val="en-US"/>
-              </w:rPr>
-              <w:t>nhanHieuXe</w:t>
-            </w:r>
-            <w:proofErr w:type="spellEnd"/>
-            <w:r>
-              <w:rPr>
-                <w:sz w:val="26"/>
-                <w:szCs w:val="26"/>
-                <w:lang w:val="en-US"/>
-              </w:rPr>
-              <w:t>}}</w:t>
+              <w:t>{{nhanHieuXe}}</w:t>
             </w:r>
           </w:p>
         </w:tc>
@@ -2632,25 +1777,7 @@
                 <w:szCs w:val="26"/>
                 <w:lang w:val="en-US"/>
               </w:rPr>
-              <w:t>{{</w:t>
-            </w:r>
-            <w:proofErr w:type="spellStart"/>
-            <w:r>
-              <w:rPr>
-                <w:sz w:val="26"/>
-                <w:szCs w:val="26"/>
-                <w:lang w:val="en-US"/>
-              </w:rPr>
-              <w:t>nuocSX</w:t>
-            </w:r>
-            <w:proofErr w:type="spellEnd"/>
-            <w:r>
-              <w:rPr>
-                <w:sz w:val="26"/>
-                <w:szCs w:val="26"/>
-                <w:lang w:val="en-US"/>
-              </w:rPr>
-              <w:t>}}</w:t>
+              <w:t>{{nuocSX}}</w:t>
             </w:r>
           </w:p>
         </w:tc>
@@ -2675,25 +1802,7 @@
                 <w:szCs w:val="26"/>
                 <w:lang w:val="en-US"/>
               </w:rPr>
-              <w:t>{{</w:t>
-            </w:r>
-            <w:proofErr w:type="spellStart"/>
-            <w:r>
-              <w:rPr>
-                <w:sz w:val="26"/>
-                <w:szCs w:val="26"/>
-                <w:lang w:val="en-US"/>
-              </w:rPr>
-              <w:t>namSX</w:t>
-            </w:r>
-            <w:proofErr w:type="spellEnd"/>
-            <w:r>
-              <w:rPr>
-                <w:sz w:val="26"/>
-                <w:szCs w:val="26"/>
-                <w:lang w:val="en-US"/>
-              </w:rPr>
-              <w:t>}}</w:t>
+              <w:t>{{namSX}}</w:t>
             </w:r>
           </w:p>
         </w:tc>
@@ -2718,18 +1827,8 @@
                 <w:szCs w:val="26"/>
                 <w:lang w:val="en-US"/>
               </w:rPr>
-              <w:t>{{</w:t>
-            </w:r>
-            <w:proofErr w:type="spellStart"/>
-            <w:r>
-              <w:rPr>
-                <w:sz w:val="26"/>
-                <w:szCs w:val="26"/>
-                <w:lang w:val="en-US"/>
-              </w:rPr>
-              <w:t>loaiPhuHieu</w:t>
-            </w:r>
-            <w:proofErr w:type="spellEnd"/>
+              <w:t>{{loaiPhuHieu</w:t>
+            </w:r>
             <w:r>
               <w:rPr>
                 <w:sz w:val="26"/>
@@ -2772,7 +1871,6 @@
               </w:rPr>
               <w:t>{{</w:t>
             </w:r>
-            <w:proofErr w:type="spellStart"/>
             <w:r>
               <w:rPr>
                 <w:sz w:val="26"/>
@@ -2781,7 +1879,6 @@
               </w:rPr>
               <w:t>soNamXinCapPhuHieu</w:t>
             </w:r>
-            <w:proofErr w:type="spellEnd"/>
             <w:r>
               <w:rPr>
                 <w:sz w:val="26"/>
@@ -2875,7 +1972,6 @@
                 <w:szCs w:val="26"/>
               </w:rPr>
             </w:pPr>
-            <w:proofErr w:type="spellStart"/>
             <w:r>
               <w:rPr>
                 <w:rFonts w:ascii="Times New Roman" w:hAnsi="Times New Roman" w:cs="Times New Roman"/>
@@ -2884,10 +1980,12 @@
                 <w:sz w:val="26"/>
                 <w:szCs w:val="26"/>
               </w:rPr>
-              <w:t>Chủ</w:t>
-            </w:r>
-            <w:proofErr w:type="spellEnd"/>
-            <w:r>
+              <w:t>Chủ tịch Hội đồng quản trị</w:t>
+            </w:r>
+          </w:p>
+          <w:p>
+            <w:pPr>
+              <w:jc w:val="center"/>
               <w:rPr>
                 <w:rFonts w:ascii="Times New Roman" w:hAnsi="Times New Roman" w:cs="Times New Roman"/>
                 <w:b/>
@@ -2895,10 +1993,11 @@
                 <w:sz w:val="26"/>
                 <w:szCs w:val="26"/>
               </w:rPr>
-              <w:t xml:space="preserve"> </w:t>
-            </w:r>
-            <w:proofErr w:type="spellStart"/>
-            <w:r>
+            </w:pPr>
+          </w:p>
+          <w:p>
+            <w:pPr>
+              <w:jc w:val="center"/>
               <w:rPr>
                 <w:rFonts w:ascii="Times New Roman" w:hAnsi="Times New Roman" w:cs="Times New Roman"/>
                 <w:b/>
@@ -2906,10 +2005,11 @@
                 <w:sz w:val="26"/>
                 <w:szCs w:val="26"/>
               </w:rPr>
-              <w:t>tịch</w:t>
-            </w:r>
-            <w:proofErr w:type="spellEnd"/>
-            <w:r>
+            </w:pPr>
+          </w:p>
+          <w:p>
+            <w:pPr>
+              <w:jc w:val="center"/>
               <w:rPr>
                 <w:rFonts w:ascii="Times New Roman" w:hAnsi="Times New Roman" w:cs="Times New Roman"/>
                 <w:b/>
@@ -2917,10 +2017,11 @@
                 <w:sz w:val="26"/>
                 <w:szCs w:val="26"/>
               </w:rPr>
-              <w:t xml:space="preserve"> </w:t>
-            </w:r>
-            <w:proofErr w:type="spellStart"/>
-            <w:r>
+            </w:pPr>
+          </w:p>
+          <w:p>
+            <w:pPr>
+              <w:jc w:val="center"/>
               <w:rPr>
                 <w:rFonts w:ascii="Times New Roman" w:hAnsi="Times New Roman" w:cs="Times New Roman"/>
                 <w:b/>
@@ -2928,9 +2029,17 @@
                 <w:sz w:val="26"/>
                 <w:szCs w:val="26"/>
               </w:rPr>
-              <w:t>Hội</w:t>
-            </w:r>
-            <w:proofErr w:type="spellEnd"/>
+            </w:pPr>
+          </w:p>
+          <w:p>
+            <w:pPr>
+              <w:jc w:val="center"/>
+              <w:rPr>
+                <w:rFonts w:ascii="Times New Roman" w:hAnsi="Times New Roman" w:cs="Times New Roman"/>
+                <w:sz w:val="26"/>
+                <w:szCs w:val="26"/>
+              </w:rPr>
+            </w:pPr>
             <w:r>
               <w:rPr>
                 <w:rFonts w:ascii="Times New Roman" w:hAnsi="Times New Roman" w:cs="Times New Roman"/>
@@ -2939,9 +2048,9 @@
                 <w:sz w:val="26"/>
                 <w:szCs w:val="26"/>
               </w:rPr>
-              <w:t xml:space="preserve"> </w:t>
-            </w:r>
-            <w:proofErr w:type="spellStart"/>
+              <w:lastRenderedPageBreak/>
+              <w:t>{{</w:t>
+            </w:r>
             <w:r>
               <w:rPr>
                 <w:rFonts w:ascii="Times New Roman" w:hAnsi="Times New Roman" w:cs="Times New Roman"/>
@@ -2950,9 +2059,8 @@
                 <w:sz w:val="26"/>
                 <w:szCs w:val="26"/>
               </w:rPr>
-              <w:t>đồng</w:t>
-            </w:r>
-            <w:proofErr w:type="spellEnd"/>
+              <w:t>nguoiDaiDienDonViHTX</w:t>
+            </w:r>
             <w:r>
               <w:rPr>
                 <w:rFonts w:ascii="Times New Roman" w:hAnsi="Times New Roman" w:cs="Times New Roman"/>
@@ -2961,109 +2069,7 @@
                 <w:sz w:val="26"/>
                 <w:szCs w:val="26"/>
               </w:rPr>
-              <w:t xml:space="preserve"> </w:t>
-            </w:r>
-            <w:proofErr w:type="spellStart"/>
-            <w:r>
-              <w:rPr>
-                <w:rFonts w:ascii="Times New Roman" w:hAnsi="Times New Roman" w:cs="Times New Roman"/>
-                <w:b/>
-                <w:bCs/>
-                <w:sz w:val="26"/>
-                <w:szCs w:val="26"/>
-              </w:rPr>
-              <w:t>quản</w:t>
-            </w:r>
-            <w:proofErr w:type="spellEnd"/>
-            <w:r>
-              <w:rPr>
-                <w:rFonts w:ascii="Times New Roman" w:hAnsi="Times New Roman" w:cs="Times New Roman"/>
-                <w:b/>
-                <w:bCs/>
-                <w:sz w:val="26"/>
-                <w:szCs w:val="26"/>
-              </w:rPr>
-              <w:t xml:space="preserve"> </w:t>
-            </w:r>
-            <w:proofErr w:type="spellStart"/>
-            <w:r>
-              <w:rPr>
-                <w:rFonts w:ascii="Times New Roman" w:hAnsi="Times New Roman" w:cs="Times New Roman"/>
-                <w:b/>
-                <w:bCs/>
-                <w:sz w:val="26"/>
-                <w:szCs w:val="26"/>
-              </w:rPr>
-              <w:t>trị</w:t>
-            </w:r>
-            <w:proofErr w:type="spellEnd"/>
-          </w:p>
-          <w:p>
-            <w:pPr>
-              <w:jc w:val="center"/>
-              <w:rPr>
-                <w:rFonts w:ascii="Times New Roman" w:hAnsi="Times New Roman" w:cs="Times New Roman"/>
-                <w:b/>
-                <w:bCs/>
-                <w:sz w:val="26"/>
-                <w:szCs w:val="26"/>
-              </w:rPr>
-            </w:pPr>
-          </w:p>
-          <w:p>
-            <w:pPr>
-              <w:jc w:val="center"/>
-              <w:rPr>
-                <w:rFonts w:ascii="Times New Roman" w:hAnsi="Times New Roman" w:cs="Times New Roman"/>
-                <w:b/>
-                <w:bCs/>
-                <w:sz w:val="26"/>
-                <w:szCs w:val="26"/>
-              </w:rPr>
-            </w:pPr>
-          </w:p>
-          <w:p>
-            <w:pPr>
-              <w:jc w:val="center"/>
-              <w:rPr>
-                <w:rFonts w:ascii="Times New Roman" w:hAnsi="Times New Roman" w:cs="Times New Roman"/>
-                <w:b/>
-                <w:bCs/>
-                <w:sz w:val="26"/>
-                <w:szCs w:val="26"/>
-              </w:rPr>
-            </w:pPr>
-          </w:p>
-          <w:p>
-            <w:pPr>
-              <w:jc w:val="center"/>
-              <w:rPr>
-                <w:rFonts w:ascii="Times New Roman" w:hAnsi="Times New Roman" w:cs="Times New Roman"/>
-                <w:b/>
-                <w:bCs/>
-                <w:sz w:val="26"/>
-                <w:szCs w:val="26"/>
-              </w:rPr>
-            </w:pPr>
-          </w:p>
-          <w:p>
-            <w:pPr>
-              <w:jc w:val="center"/>
-              <w:rPr>
-                <w:rFonts w:ascii="Times New Roman" w:hAnsi="Times New Roman" w:cs="Times New Roman"/>
-                <w:sz w:val="26"/>
-                <w:szCs w:val="26"/>
-              </w:rPr>
-            </w:pPr>
-            <w:r>
-              <w:rPr>
-                <w:rFonts w:ascii="Times New Roman" w:hAnsi="Times New Roman" w:cs="Times New Roman"/>
-                <w:b/>
-                <w:bCs/>
-                <w:sz w:val="26"/>
-                <w:szCs w:val="26"/>
-              </w:rPr>
-              <w:t>NGUYỄN TUẤN DŨNG</w:t>
+              <w:t>}}</w:t>
             </w:r>
           </w:p>
         </w:tc>
@@ -3089,7 +2095,7 @@
 </file>
 
 <file path=word/numbering.xml><?xml version="1.0" encoding="utf-8"?>
-<w:numbering xmlns:wpc="http://schemas.microsoft.com/office/word/2010/wordprocessingCanvas" xmlns:cx="http://schemas.microsoft.com/office/drawing/2014/chartex" xmlns:cx1="http://schemas.microsoft.com/office/drawing/2015/9/8/chartex" xmlns:cx2="http://schemas.microsoft.com/office/drawing/2015/10/21/chartex" xmlns:cx3="http://schemas.microsoft.com/office/drawing/2016/5/9/chartex" xmlns:cx4="http://schemas.microsoft.com/office/drawing/2016/5/10/chartex" xmlns:cx5="http://schemas.microsoft.com/office/drawing/2016/5/11/chartex" xmlns:cx6="http://schemas.microsoft.com/office/drawing/2016/5/12/chartex" xmlns:cx7="http://schemas.microsoft.com/office/drawing/2016/5/13/chartex" xmlns:cx8="http://schemas.microsoft.com/office/drawing/2016/5/14/chartex" xmlns:mc="http://schemas.openxmlformats.org/markup-compatibility/2006" xmlns:aink="http://schemas.microsoft.com/office/drawing/2016/ink" xmlns:am3d="http://schemas.microsoft.com/office/drawing/2017/model3d" xmlns:o="urn:schemas-microsoft-com:office:office" xmlns:oel="http://schemas.microsoft.com/office/2019/extlst" xmlns:r="http://schemas.openxmlformats.org/officeDocument/2006/relationships" xmlns:m="http://schemas.openxmlformats.org/officeDocument/2006/math" xmlns:v="urn:schemas-microsoft-com:vml" xmlns:wp14="http://schemas.microsoft.com/office/word/2010/wordprocessingDrawing" xmlns:wp="http://schemas.openxmlformats.org/drawingml/2006/wordprocessingDrawing" xmlns:w10="urn:schemas-microsoft-com:office:word" xmlns:w="http://schemas.openxmlformats.org/wordprocessingml/2006/main" xmlns:w14="http://schemas.microsoft.com/office/word/2010/wordml" xmlns:w15="http://schemas.microsoft.com/office/word/2012/wordml" xmlns:w16cex="http://schemas.microsoft.com/office/word/2018/wordml/cex" xmlns:w16cid="http://schemas.microsoft.com/office/word/2016/wordml/cid" xmlns:w16="http://schemas.microsoft.com/office/word/2018/wordml" xmlns:w16sdtdh="http://schemas.microsoft.com/office/word/2020/wordml/sdtdatahash" xmlns:w16se="http://schemas.microsoft.com/office/word/2015/wordml/symex" xmlns:wpg="http://schemas.microsoft.com/office/word/2010/wordprocessingGroup" xmlns:wpi="http://schemas.microsoft.com/office/word/2010/wordprocessingInk" xmlns:wne="http://schemas.microsoft.com/office/word/2006/wordml" xmlns:wps="http://schemas.microsoft.com/office/word/2010/wordprocessingShape" mc:Ignorable="w14 w15 w16se w16cid w16 w16cex w16sdtdh wp14">
+<w:numbering xmlns:wpc="http://schemas.microsoft.com/office/word/2010/wordprocessingCanvas" xmlns:cx="http://schemas.microsoft.com/office/drawing/2014/chartex" xmlns:cx1="http://schemas.microsoft.com/office/drawing/2015/9/8/chartex" xmlns:cx2="http://schemas.microsoft.com/office/drawing/2015/10/21/chartex" xmlns:cx3="http://schemas.microsoft.com/office/drawing/2016/5/9/chartex" xmlns:cx4="http://schemas.microsoft.com/office/drawing/2016/5/10/chartex" xmlns:cx5="http://schemas.microsoft.com/office/drawing/2016/5/11/chartex" xmlns:cx6="http://schemas.microsoft.com/office/drawing/2016/5/12/chartex" xmlns:cx7="http://schemas.microsoft.com/office/drawing/2016/5/13/chartex" xmlns:cx8="http://schemas.microsoft.com/office/drawing/2016/5/14/chartex" xmlns:mc="http://schemas.openxmlformats.org/markup-compatibility/2006" xmlns:aink="http://schemas.microsoft.com/office/drawing/2016/ink" xmlns:am3d="http://schemas.microsoft.com/office/drawing/2017/model3d" xmlns:o="urn:schemas-microsoft-com:office:office" xmlns:oel="http://schemas.microsoft.com/office/2019/extlst" xmlns:r="http://schemas.openxmlformats.org/officeDocument/2006/relationships" xmlns:m="http://schemas.openxmlformats.org/officeDocument/2006/math" xmlns:v="urn:schemas-microsoft-com:vml" xmlns:wp14="http://schemas.microsoft.com/office/word/2010/wordprocessingDrawing" xmlns:wp="http://schemas.openxmlformats.org/drawingml/2006/wordprocessingDrawing" xmlns:w10="urn:schemas-microsoft-com:office:word" xmlns:w="http://schemas.openxmlformats.org/wordprocessingml/2006/main" xmlns:w14="http://schemas.microsoft.com/office/word/2010/wordml" xmlns:w15="http://schemas.microsoft.com/office/word/2012/wordml" xmlns:w16cex="http://schemas.microsoft.com/office/word/2018/wordml/cex" xmlns:w16cid="http://schemas.microsoft.com/office/word/2016/wordml/cid" xmlns:w16="http://schemas.microsoft.com/office/word/2018/wordml" xmlns:w16du="http://schemas.microsoft.com/office/word/2023/wordml/word16du" xmlns:w16sdtdh="http://schemas.microsoft.com/office/word/2020/wordml/sdtdatahash" xmlns:w16sdtfl="http://schemas.microsoft.com/office/word/2024/wordml/sdtformatlock" xmlns:w16se="http://schemas.microsoft.com/office/word/2015/wordml/symex" xmlns:wpg="http://schemas.microsoft.com/office/word/2010/wordprocessingGroup" xmlns:wpi="http://schemas.microsoft.com/office/word/2010/wordprocessingInk" xmlns:wne="http://schemas.microsoft.com/office/word/2006/wordml" xmlns:wps="http://schemas.microsoft.com/office/word/2010/wordprocessingShape" mc:Ignorable="w14 w15 w16se w16cid w16 w16cex w16sdtdh w16sdtfl w16du wp14">
   <w:abstractNum w:abstractNumId="0" w15:restartNumberingAfterBreak="0">
     <w:nsid w:val="1DA3306C"/>
     <w:multiLevelType w:val="hybridMultilevel"/>
@@ -3309,7 +2315,7 @@
 </file>
 
 <file path=word/styles.xml><?xml version="1.0" encoding="utf-8"?>
-<w:styles xmlns:mc="http://schemas.openxmlformats.org/markup-compatibility/2006" xmlns:r="http://schemas.openxmlformats.org/officeDocument/2006/relationships" xmlns:w="http://schemas.openxmlformats.org/wordprocessingml/2006/main" xmlns:w14="http://schemas.microsoft.com/office/word/2010/wordml" xmlns:w15="http://schemas.microsoft.com/office/word/2012/wordml" xmlns:w16cex="http://schemas.microsoft.com/office/word/2018/wordml/cex" xmlns:w16cid="http://schemas.microsoft.com/office/word/2016/wordml/cid" xmlns:w16="http://schemas.microsoft.com/office/word/2018/wordml" xmlns:w16sdtdh="http://schemas.microsoft.com/office/word/2020/wordml/sdtdatahash" xmlns:w16se="http://schemas.microsoft.com/office/word/2015/wordml/symex" mc:Ignorable="w14 w15 w16se w16cid w16 w16cex w16sdtdh">
+<w:styles xmlns:mc="http://schemas.openxmlformats.org/markup-compatibility/2006" xmlns:r="http://schemas.openxmlformats.org/officeDocument/2006/relationships" xmlns:w="http://schemas.openxmlformats.org/wordprocessingml/2006/main" xmlns:w14="http://schemas.microsoft.com/office/word/2010/wordml" xmlns:w15="http://schemas.microsoft.com/office/word/2012/wordml" xmlns:w16cex="http://schemas.microsoft.com/office/word/2018/wordml/cex" xmlns:w16cid="http://schemas.microsoft.com/office/word/2016/wordml/cid" xmlns:w16="http://schemas.microsoft.com/office/word/2018/wordml" xmlns:w16du="http://schemas.microsoft.com/office/word/2023/wordml/word16du" xmlns:w16sdtdh="http://schemas.microsoft.com/office/word/2020/wordml/sdtdatahash" xmlns:w16sdtfl="http://schemas.microsoft.com/office/word/2024/wordml/sdtformatlock" xmlns:w16se="http://schemas.microsoft.com/office/word/2015/wordml/symex" mc:Ignorable="w14 w15 w16se w16cid w16 w16cex w16sdtdh w16sdtfl w16du">
   <w:docDefaults>
     <w:rPrDefault>
       <w:rPr>
